--- a/财务项目使用文档.docx
+++ b/财务项目使用文档.docx
@@ -797,6 +797,40 @@
                 <w:b w:val="0"/>
                 <w:sz w:val="20"/>
               </w:rPr>
+              <w:t>统一后台界面</w:t>
+            </w:r>
+          </w:p>
+        </w:tc>
+        <w:tc>
+          <w:tcPr>
+            <w:tcW w:type="dxa" w:w="6480"/>
+            <w:vAlign w:val="center"/>
+          </w:tcPr>
+          <w:p>
+            <w:r/>
+            <w:r>
+              <w:rPr>
+                <w:b w:val="0"/>
+                <w:sz w:val="20"/>
+              </w:rPr>
+              <w:t>固定深色侧边栏、统一顶部栏、独立页面路由和响应式布局；支持菜单折叠、刷新保持页面及浏览器前进后退。</w:t>
+            </w:r>
+          </w:p>
+        </w:tc>
+      </w:tr>
+      <w:tr>
+        <w:tc>
+          <w:tcPr>
+            <w:tcW w:type="dxa" w:w="2592"/>
+            <w:vAlign w:val="center"/>
+          </w:tcPr>
+          <w:p>
+            <w:r/>
+            <w:r>
+              <w:rPr>
+                <w:b w:val="0"/>
+                <w:sz w:val="20"/>
+              </w:rPr>
               <w:t>我的申请</w:t>
             </w:r>
           </w:p>
@@ -1199,7 +1233,47 @@
         <w:pStyle w:val="Heading1"/>
       </w:pPr>
       <w:r>
-        <w:t>五、注意事项</w:t>
+        <w:t>五、页面导航与登录状态</w:t>
+      </w:r>
+    </w:p>
+    <w:p>
+      <w:pPr>
+        <w:pStyle w:val="ListBullet"/>
+      </w:pPr>
+      <w:r>
+        <w:t>每个菜单都拥有独立地址，刷新页面后仍停留在当前页面，浏览器前进和后退按钮可以正常使用。</w:t>
+      </w:r>
+    </w:p>
+    <w:p>
+      <w:pPr>
+        <w:pStyle w:val="ListBullet"/>
+      </w:pPr>
+      <w:r>
+        <w:t>无权访问某个页面时，系统会自动跳转到该角色的默认页面，不能依靠手动修改地址绕过权限。</w:t>
+      </w:r>
+    </w:p>
+    <w:p>
+      <w:pPr>
+        <w:pStyle w:val="ListBullet"/>
+      </w:pPr>
+      <w:r>
+        <w:t>登录过期时系统会清除旧登录状态并返回登录页，重新登录后即可继续使用。</w:t>
+      </w:r>
+    </w:p>
+    <w:p>
+      <w:pPr>
+        <w:pStyle w:val="ListBullet"/>
+      </w:pPr>
+      <w:r>
+        <w:t>在手机宽度下侧边栏自动收窄，表格可以横向滚动，内容较多的弹窗在内部滚动。</w:t>
+      </w:r>
+    </w:p>
+    <w:p>
+      <w:pPr>
+        <w:pStyle w:val="Heading1"/>
+      </w:pPr>
+      <w:r>
+        <w:t>六、注意事项</w:t>
       </w:r>
     </w:p>
     <w:p>

--- a/财务项目使用文档.docx
+++ b/财务项目使用文档.docx
@@ -24,7 +24,7 @@
           <w:color w:val="555555"/>
           <w:sz w:val="20"/>
         </w:rPr>
-        <w:t>最终整合验收版 | 2026-07-02</w:t>
+        <w:t>最终整合验收版 | 2026-07-03</w:t>
       </w:r>
     </w:p>
     <w:p/>
@@ -779,7 +779,75 @@
                 <w:b w:val="0"/>
                 <w:sz w:val="20"/>
               </w:rPr>
-              <w:t>财务/领导可见，员工不可见；部门负责人只看本部门；六张统计卡片可跳转到真实筛选结果。</w:t>
+              <w:t>财务/领导可见，部门负责人只看本部门；六张统计卡片、双图表、最近业务单据和待办事项组成三层布局。</w:t>
+            </w:r>
+          </w:p>
+        </w:tc>
+      </w:tr>
+      <w:tr>
+        <w:tc>
+          <w:tcPr>
+            <w:tcW w:type="dxa" w:w="2592"/>
+            <w:vAlign w:val="center"/>
+          </w:tcPr>
+          <w:p>
+            <w:r/>
+            <w:r>
+              <w:rPr>
+                <w:b w:val="0"/>
+                <w:sz w:val="20"/>
+              </w:rPr>
+              <w:t>报销状态图</w:t>
+            </w:r>
+          </w:p>
+        </w:tc>
+        <w:tc>
+          <w:tcPr>
+            <w:tcW w:type="dxa" w:w="6480"/>
+            <w:vAlign w:val="center"/>
+          </w:tcPr>
+          <w:p>
+            <w:r/>
+            <w:r>
+              <w:rPr>
+                <w:b w:val="0"/>
+                <w:sz w:val="20"/>
+              </w:rPr>
+              <w:t>外部引导线显示状态名称、数量和占比，中心显示报销单总数，图例固定在底部并自动避让标签。</w:t>
+            </w:r>
+          </w:p>
+        </w:tc>
+      </w:tr>
+      <w:tr>
+        <w:tc>
+          <w:tcPr>
+            <w:tcW w:type="dxa" w:w="2592"/>
+            <w:vAlign w:val="center"/>
+          </w:tcPr>
+          <w:p>
+            <w:r/>
+            <w:r>
+              <w:rPr>
+                <w:b w:val="0"/>
+                <w:sz w:val="20"/>
+              </w:rPr>
+              <w:t>首页待办事项</w:t>
+            </w:r>
+          </w:p>
+        </w:tc>
+        <w:tc>
+          <w:tcPr>
+            <w:tcW w:type="dxa" w:w="6480"/>
+            <w:vAlign w:val="center"/>
+          </w:tcPr>
+          <w:p>
+            <w:r/>
+            <w:r>
+              <w:rPr>
+                <w:b w:val="0"/>
+                <w:sz w:val="20"/>
+              </w:rPr>
+              <w:t>调用统一工作台接口，显示真实总数和最近 5 条待办，包含业务、编号、标题、申请人、金额、节点和等待时间。</w:t>
             </w:r>
           </w:p>
         </w:tc>
@@ -813,7 +881,7 @@
                 <w:b w:val="0"/>
                 <w:sz w:val="20"/>
               </w:rPr>
-              <w:t>固定深色侧边栏、统一顶部栏、独立页面路由和响应式布局；支持菜单折叠、刷新保持页面及浏览器前进后退。</w:t>
+              <w:t>固定深色侧边栏、统一顶部栏、独立路由和响应式布局；菜单按六类业务分组，空分组按角色权限隐藏。</w:t>
             </w:r>
           </w:p>
         </w:tc>

--- a/财务项目使用文档.docx
+++ b/财务项目使用文档.docx
@@ -494,6 +494,72 @@
                 <w:b w:val="0"/>
                 <w:sz w:val="20"/>
               </w:rPr>
+              <w:t>committee</w:t>
+            </w:r>
+          </w:p>
+        </w:tc>
+        <w:tc>
+          <w:tcPr>
+            <w:tcW w:type="dxa" w:w="1440"/>
+            <w:vAlign w:val="center"/>
+          </w:tcPr>
+          <w:p>
+            <w:r/>
+            <w:r>
+              <w:rPr>
+                <w:b w:val="0"/>
+                <w:sz w:val="20"/>
+              </w:rPr>
+              <w:t>123456</w:t>
+            </w:r>
+          </w:p>
+        </w:tc>
+        <w:tc>
+          <w:tcPr>
+            <w:tcW w:type="dxa" w:w="1728"/>
+            <w:vAlign w:val="center"/>
+          </w:tcPr>
+          <w:p>
+            <w:r/>
+            <w:r>
+              <w:rPr>
+                <w:b w:val="0"/>
+                <w:sz w:val="20"/>
+              </w:rPr>
+              <w:t>院务委员会</w:t>
+            </w:r>
+          </w:p>
+        </w:tc>
+        <w:tc>
+          <w:tcPr>
+            <w:tcW w:type="dxa" w:w="4320"/>
+            <w:vAlign w:val="center"/>
+          </w:tcPr>
+          <w:p>
+            <w:r/>
+            <w:r>
+              <w:rPr>
+                <w:b w:val="0"/>
+                <w:sz w:val="20"/>
+              </w:rPr>
+              <w:t>查看全院单据和完整资产台账</w:t>
+            </w:r>
+          </w:p>
+        </w:tc>
+      </w:tr>
+      <w:tr>
+        <w:tc>
+          <w:tcPr>
+            <w:tcW w:type="dxa" w:w="1872"/>
+            <w:vAlign w:val="center"/>
+          </w:tcPr>
+          <w:p>
+            <w:r/>
+            <w:r>
+              <w:rPr>
+                <w:b w:val="0"/>
+                <w:sz w:val="20"/>
+              </w:rPr>
               <w:t>cashier</w:t>
             </w:r>
           </w:p>
@@ -628,7 +694,7 @@
         <w:pStyle w:val="ListNumber"/>
       </w:pPr>
       <w:r>
-        <w:t>使用 employee 登录，新建报销草稿；进入详情分别上传至少一份发票和一份其他凭证后再提交。</w:t>
+        <w:t>使用 employee 登录，新建报销草稿；补齐申请人电话、银行账号、收款人全称和报销事由，上传至少一份发票后提交，其他材料按实际业务上传。</w:t>
       </w:r>
     </w:p>
     <w:p>
@@ -949,7 +1015,7 @@
                 <w:b w:val="0"/>
                 <w:sz w:val="20"/>
               </w:rPr>
-              <w:t>按当前角色、审批节点和部门范围返回真实待处理任务。</w:t>
+              <w:t>按角色、审批节点和部门范围返回真实待办，可直接完成审批、驳回、付款、财务复核和冲账。</w:t>
             </w:r>
           </w:p>
         </w:tc>
@@ -1017,7 +1083,7 @@
                 <w:b w:val="0"/>
                 <w:sz w:val="20"/>
               </w:rPr>
-              <w:t>审批编号 BX+日期+序号；提交时发票和其他凭证必传；OCR 金额校验。</w:t>
+              <w:t>审批编号 BX+日期+序号；提交时四项关键资料和发票必填/必传，其他凭证按需上传；OCR 金额校验。</w:t>
             </w:r>
           </w:p>
         </w:tc>
@@ -1273,6 +1339,40 @@
                 <w:b w:val="0"/>
                 <w:sz w:val="20"/>
               </w:rPr>
+              <w:t>完整单据 PDF</w:t>
+            </w:r>
+          </w:p>
+        </w:tc>
+        <w:tc>
+          <w:tcPr>
+            <w:tcW w:type="dxa" w:w="6480"/>
+            <w:vAlign w:val="center"/>
+          </w:tcPr>
+          <w:p>
+            <w:r/>
+            <w:r>
+              <w:rPr>
+                <w:b w:val="0"/>
+                <w:sz w:val="20"/>
+              </w:rPr>
+              <w:t>报销、申购、劳务和借款支持下载打印归档 PDF，包含基本信息、明细、审批、付款复核及附件清单。</w:t>
+            </w:r>
+          </w:p>
+        </w:tc>
+      </w:tr>
+      <w:tr>
+        <w:tc>
+          <w:tcPr>
+            <w:tcW w:type="dxa" w:w="2592"/>
+            <w:vAlign w:val="center"/>
+          </w:tcPr>
+          <w:p>
+            <w:r/>
+            <w:r>
+              <w:rPr>
+                <w:b w:val="0"/>
+                <w:sz w:val="20"/>
+              </w:rPr>
               <w:t>登录与附件安全</w:t>
             </w:r>
           </w:p>
@@ -1365,7 +1465,7 @@
         <w:pStyle w:val="ListBullet"/>
       </w:pPr>
       <w:r>
-        <w:t>报销提交时必须同时具备发票和其他凭证；草稿阶段可以暂不上传。</w:t>
+        <w:t>报销提交时必须具备四项关键资料和至少一份发票；其他凭证非必传，草稿阶段可以暂不完整。</w:t>
       </w:r>
     </w:p>
     <w:p>
